--- a/capitulos_word_pt/proposta_elsevier_avbc.docx
+++ b/capitulos_word_pt/proposta_elsevier_avbc.docx
@@ -1475,7 +1475,7 @@
           <w:color w:val="1B365D"/>
           <w:sz w:val="24"/>
         </w:rPr>
-        <w:t>Parte I — Fundamentos (Capítulos 1–4)</w:t>
+        <w:t>Parte I — O Problema e os Fundamentos (Capítulos 1–3)</w:t>
       </w:r>
     </w:p>
     <w:p>
@@ -1503,7 +1503,7 @@
           <w:color w:val="222222"/>
           <w:sz w:val="22"/>
         </w:rPr>
-        <w:t>Sinopse (80 palavras):</w:t>
+        <w:t>Sinopse:</w:t>
       </w:r>
       <w:r>
         <w:rPr>
@@ -1513,7 +1513,7 @@
           <w:color w:val="222222"/>
           <w:sz w:val="22"/>
         </w:rPr>
-        <w:t xml:space="preserve"> Apresenta a córnea como uma casca anisotrópica e hiperelástica. Aborda a anatomia fibrilar, a orientação das fibras de colágeno (dados de espalhamento de raios X de Meek &amp; Knupp), o modelo constitutivo de Holzapfel-Gasser-Ogden e o ciclo de descompensação de Dupps. Estabelece que o ceratocone é uma doença biomecânica — e não apenas geométrica — e que qualquer intervenção eficaz deve abordar a distribuição de tensão (stress) subjacente, não apenas o formato da superfície.</w:t>
+        <w:t xml:space="preserve"> Apresenta a córnea como uma casca anisotrópica e hiperelástica. Aborda a anatomia fibrilar, o modelo constitutivo HGO e o ciclo de descompensação de Dupps. Estabelece que o ceratocone é uma doença biomecânica.</w:t>
       </w:r>
     </w:p>
     <w:p>
@@ -1541,7 +1541,7 @@
           <w:color w:val="222222"/>
           <w:sz w:val="22"/>
         </w:rPr>
-        <w:t>Sinopse (80 palavras):</w:t>
+        <w:t>Sinopse:</w:t>
       </w:r>
       <w:r>
         <w:rPr>
@@ -1551,7 +1551,7 @@
           <w:color w:val="222222"/>
           <w:sz w:val="22"/>
         </w:rPr>
-        <w:t xml:space="preserve"> Revisão crítica dos mecanismos do ICRS: encurtamento de arco (Barraquer), deslocamento volumétrico (Kling &amp; Marcos), redistribuição de tensão (stress) (Dupps &amp; Roberts). Refuta o conceito de "limbo artificial" usando evidências de FEM. Introduz a decomposição em três vetores (VR/VT/Vτ) como uma linguagem unificadora. Mostra que o efeito clínico depende de qual mecanismo domina — e que isso depende dos parâmetros do anel, não do estágio da doença.</w:t>
+        <w:t xml:space="preserve"> Revisão crítica dos mecanismos do ICRS. Introduz a decomposição em três vetores (VR/VT/Vτ) como linguagem unificadora.</w:t>
       </w:r>
     </w:p>
     <w:p>
@@ -1567,7 +1567,7 @@
           <w:color w:val="1B365D"/>
           <w:sz w:val="24"/>
         </w:rPr>
-        <w:t>Capítulo 3: O Método Alpins — Um Modelo para Linguagens de Planejamento Cirúrgico</w:t>
+        <w:t>Capítulo 3: Os Limites do Planejamento Empírico — Por Que os Nomogramas Falham</w:t>
       </w:r>
     </w:p>
     <w:p>
@@ -1579,7 +1579,7 @@
           <w:color w:val="222222"/>
           <w:sz w:val="22"/>
         </w:rPr>
-        <w:t>Sinopse (80 palavras):</w:t>
+        <w:t>Sinopse:</w:t>
       </w:r>
       <w:r>
         <w:rPr>
@@ -1589,45 +1589,7 @@
           <w:color w:val="222222"/>
           <w:sz w:val="22"/>
         </w:rPr>
-        <w:t xml:space="preserve"> Revisa a análise vetorial de Alpins para cirurgia de astigmatismo (TIA/SIA/DV/CI). Destila as lições metodológicas: (1) todo efeito cirúrgico tem um componente planejado e um induzido, (2) a diferença é o erro, (3) a nomenclatura padronizada permite a comparação entre cirurgiões. Argumenta que a mesma estrutura se aplica ao planejamento de ICRS, mas a álgebra é mais complexa (biomecânica 3D vs astigmatismo polar 2D).</w:t>
-      </w:r>
-    </w:p>
-    <w:p>
-      <w:pPr>
-        <w:pStyle w:val="Heading3"/>
-      </w:pPr>
-      <w:r/>
-      <w:r>
-        <w:rPr>
-          <w:rFonts w:ascii="Calibri" w:hAnsi="Calibri"/>
-          <w:b w:val="0"/>
-          <w:i w:val="0"/>
-          <w:color w:val="1B365D"/>
-          <w:sz w:val="24"/>
-        </w:rPr>
-        <w:t>Capítulo 4: Os Limites do Planejamento Empírico — Por Que os Nomogramas Falham</w:t>
-      </w:r>
-    </w:p>
-    <w:p>
-      <w:r>
-        <w:rPr>
-          <w:rFonts w:ascii="Calibri" w:hAnsi="Calibri"/>
-          <w:b w:val="0"/>
-          <w:i/>
-          <w:color w:val="222222"/>
-          <w:sz w:val="22"/>
-        </w:rPr>
-        <w:t>Sinopse (80 palavras):</w:t>
-      </w:r>
-      <w:r>
-        <w:rPr>
-          <w:rFonts w:ascii="Calibri" w:hAnsi="Calibri"/>
-          <w:b w:val="0"/>
-          <w:i w:val="0"/>
-          <w:color w:val="222222"/>
-          <w:sz w:val="22"/>
-        </w:rPr>
-        <w:t xml:space="preserve"> Revisa cinco gerações de nomogramas Ferrara, a calculadora Keraring e o nomograma Intacs. Apresenta evidências de discordância entre cirurgiões e variância dos nomogramas. Identifica a causa raiz: os nomogramas são correlativos (espessura do anel ↔ ΔK), mas não causais (não explicam o PORQUÊ de um anel mais espesso aplanar mais). Motiva a abordagem mecanicista: para prescrever corretamente, devemos entender o mecanismo.</w:t>
+        <w:t xml:space="preserve"> Revisa nomogramas Ferrara, Keraring e Intacs. Apresenta evidências de discordância entre cirurgiões. Motiva a abordagem mecanicista.</w:t>
       </w:r>
     </w:p>
     <w:p>
@@ -1657,7 +1619,7 @@
           <w:color w:val="1B365D"/>
           <w:sz w:val="24"/>
         </w:rPr>
-        <w:t>Parte II — O Arcabouço AVBC (Capítulos 5–9) — Contribuição Original</w:t>
+        <w:t>Parte II — Os Vetores Biomecânicos (Capítulos 4–8) — Contribuição Original</w:t>
       </w:r>
     </w:p>
     <w:p>
@@ -1673,7 +1635,7 @@
           <w:color w:val="1B365D"/>
           <w:sz w:val="24"/>
         </w:rPr>
-        <w:t>Capítulo 5: Os Três Domínios de Avaliação do ICRS</w:t>
+        <w:t>Capítulo 4: Os Três Domínios de Avaliação do ICRS</w:t>
       </w:r>
     </w:p>
     <w:p>
@@ -1685,7 +1647,7 @@
           <w:color w:val="222222"/>
           <w:sz w:val="22"/>
         </w:rPr>
-        <w:t>Sinopse (80 palavras):</w:t>
+        <w:t>Sinopse:</w:t>
       </w:r>
       <w:r>
         <w:rPr>
@@ -1695,7 +1657,7 @@
           <w:color w:val="222222"/>
           <w:sz w:val="22"/>
         </w:rPr>
-        <w:t xml:space="preserve"> Introduz a avaliação trimodal: coerência Óptica (o paciente consegue enxergar melhor?), morfologia Topográfica (onde está o cone?) e mecanismo Biomecânico (como devemos agir?). Cada domínio possui critérios quantitativos. A interseção de todos os três determina a prescrição do anel. Este capítulo fornece a visão geral; os capítulos subsequentes detalham cada vetor.</w:t>
+        <w:t xml:space="preserve"> Introduz a avaliação trimodal: Óptica × Topográfica × Biomecânica.</w:t>
       </w:r>
     </w:p>
     <w:p>
@@ -1711,7 +1673,7 @@
           <w:color w:val="1B365D"/>
           <w:sz w:val="24"/>
         </w:rPr>
-        <w:t>Capítulo 6: VR — O Vetor Radial: Mecânica do Aplanamento</w:t>
+        <w:t>Capítulo 5: VR — O Vetor Radial: Mecânica do Aplanamento</w:t>
       </w:r>
     </w:p>
     <w:p>
@@ -1723,7 +1685,7 @@
           <w:color w:val="222222"/>
           <w:sz w:val="22"/>
         </w:rPr>
-        <w:t>Sinopse (80 palavras):</w:t>
+        <w:t>Sinopse:</w:t>
       </w:r>
       <w:r>
         <w:rPr>
@@ -1733,7 +1695,7 @@
           <w:color w:val="222222"/>
           <w:sz w:val="22"/>
         </w:rPr>
-        <w:t xml:space="preserve"> Definição formal de VR como o campo de deslocamento radial Δuᵣ. Extração do FEBio: ux·cos(θ) + uy·sin(θ). Correlação clínica: VR → ΔK via κ = (n-1)/R. Dados de FEM: VR = 8.9–19.9 μm (média central). Achado fundamental: VR é insensível ao comprimento do arco (19.2 μm em arcos de 90°-320°) — ele é modulado apenas pela ESPESSURA do anel. Isso desacopla o aplanamento da redistribuição.</w:t>
+        <w:t xml:space="preserve"> Definição de VR. Achado: VR é insensível ao comprimento do arco — modulado apenas pela espessura do anel.</w:t>
       </w:r>
     </w:p>
     <w:p>
@@ -1749,7 +1711,7 @@
           <w:color w:val="1B365D"/>
           <w:sz w:val="24"/>
         </w:rPr>
-        <w:t>Capítulo 7: VT — O Vetor Tangencial: Redistribuição de Astigmatismo</w:t>
+        <w:t>Capítulo 6: VT — O Vetor Tangencial: Redistribuição de Astigmatismo</w:t>
       </w:r>
     </w:p>
     <w:p>
@@ -1761,7 +1723,7 @@
           <w:color w:val="222222"/>
           <w:sz w:val="22"/>
         </w:rPr>
-        <w:t>Sinopse (80 palavras):</w:t>
+        <w:t>Sinopse:</w:t>
       </w:r>
       <w:r>
         <w:rPr>
@@ -1771,7 +1733,7 @@
           <w:color w:val="222222"/>
           <w:sz w:val="22"/>
         </w:rPr>
-        <w:t xml:space="preserve"> Definição formal de VT como Δσ_θθ (transformação do tensor de tensão (stress) de Cauchy). Dados de FEM: VT diminui de forma monotônica de 7.78 a 7.20 kPa conforme o comprimento do arco aumenta de 90° para 320° (R² = 0.94). Interpretação física: arcos mais longos interceptam mais fibras de colágeno, redistribuindo a tensão (stress) tangencial por uma área maior. Implicação clínica fundamental: o comprimento do arco controla a regularização do astigmatismo, não o aplanamento.</w:t>
+        <w:t xml:space="preserve"> Definição de VT. VT diminui linearmente com o comprimento do arco (R² = 0.94). O arco controla a regularização.</w:t>
       </w:r>
     </w:p>
     <w:p>
@@ -1787,7 +1749,7 @@
           <w:color w:val="1B365D"/>
           <w:sz w:val="24"/>
         </w:rPr>
-        <w:t>Capítulo 8: Vτ — O Vetor de Torque: Reposicionamento do Ápice</w:t>
+        <w:t>Capítulo 7: Vτ — O Vetor de Torque: Reposicionamento do Ápice</w:t>
       </w:r>
     </w:p>
     <w:p>
@@ -1799,7 +1761,7 @@
           <w:color w:val="222222"/>
           <w:sz w:val="22"/>
         </w:rPr>
-        <w:t>Sinopse (80 palavras):</w:t>
+        <w:t>Sinopse:</w:t>
       </w:r>
       <w:r>
         <w:rPr>
@@ -1809,7 +1771,7 @@
           <w:color w:val="222222"/>
           <w:sz w:val="22"/>
         </w:rPr>
-        <w:t xml:space="preserve"> A contribuição mais original. Definição formal de Vτ como o torque gerado pela geometria assimétrica do anel. Diagrama de corpo livre: forças desiguais nas extremidades do anel criam um binário de forças → migração do ápice. Apoiado pelo FEM de García de Oteyza (2021-2023): anéis assimétricos reduzem o coma em 40% em relação aos simétricos. Introduz o ENM (Eixo Neutro Mecânico) como um conceito inovador para localizar o eixo mecânico da ectasia.</w:t>
+        <w:t xml:space="preserve"> A contribuição mais original. Torque gerado por geometria assimétrica. Introduz o ENM.</w:t>
       </w:r>
     </w:p>
     <w:p>
@@ -1825,7 +1787,7 @@
           <w:color w:val="1B365D"/>
           <w:sz w:val="24"/>
         </w:rPr>
-        <w:t>Capítulo 9: A Classificação AVBC Integrada — Matriz de Decisão</w:t>
+        <w:t>Capítulo 8: O Método Alpins — Um Modelo para Linguagens de Planejamento Cirúrgico</w:t>
       </w:r>
     </w:p>
     <w:p>
@@ -1837,7 +1799,7 @@
           <w:color w:val="222222"/>
           <w:sz w:val="22"/>
         </w:rPr>
-        <w:t>Sinopse (80 palavras):</w:t>
+        <w:t>Sinopse:</w:t>
       </w:r>
       <w:r>
         <w:rPr>
@@ -1847,17 +1809,7 @@
           <w:color w:val="222222"/>
           <w:sz w:val="22"/>
         </w:rPr>
-        <w:t xml:space="preserve"> O arcabouço completo: Módulo O (óptico) × Módulo T (topográfico) × Módulo B (biomecânico) → prescrição do anel. Apresenta a Matriz de Decisão Biomecânica com critérios quantitativos e regras clínicas. Introduz a profundidade como um amplificador universal. Fornece fluxo de trabalho clínico passo a passo com fluxogramas. Diferencia a AVBC dos nomogramas existentes em sete critérios. </w:t>
-      </w:r>
-      <w:r>
-        <w:rPr>
-          <w:rFonts w:ascii="Calibri" w:hAnsi="Calibri"/>
-          <w:b w:val="0"/>
-          <w:i/>
-          <w:color w:val="222222"/>
-          <w:sz w:val="22"/>
-        </w:rPr>
-        <w:t>(Capítulo de amostra fornecido com esta proposta.)</w:t>
+        <w:t xml:space="preserve"> Revisa Alpins (TIA/SIA/DV/CI). Com VR/VT/Vτ já apresentados, o paralelo estrutural é natural.</w:t>
       </w:r>
     </w:p>
     <w:p>
@@ -1887,7 +1839,7 @@
           <w:color w:val="1B365D"/>
           <w:sz w:val="24"/>
         </w:rPr>
-        <w:t>Parte III — Validação e Casos (Capítulos 10–13)</w:t>
+        <w:t>Parte III — Da Teoria à Prática Clínica (Capítulos 9–11)</w:t>
       </w:r>
     </w:p>
     <w:p>
@@ -1903,7 +1855,161 @@
           <w:color w:val="1B365D"/>
           <w:sz w:val="24"/>
         </w:rPr>
-        <w:t>Capítulo 10: Validação Computacional — Extração por FEM de V</w:t>
+        <w:t>Capítulo 9: A Classificação AVBC Integrada — Matriz de Decisão</w:t>
+      </w:r>
+    </w:p>
+    <w:p>
+      <w:r>
+        <w:rPr>
+          <w:rFonts w:ascii="Calibri" w:hAnsi="Calibri"/>
+          <w:b w:val="0"/>
+          <w:i/>
+          <w:color w:val="222222"/>
+          <w:sz w:val="22"/>
+        </w:rPr>
+        <w:t>Sinopse:</w:t>
+      </w:r>
+      <w:r>
+        <w:rPr>
+          <w:rFonts w:ascii="Calibri" w:hAnsi="Calibri"/>
+          <w:b w:val="0"/>
+          <w:i w:val="0"/>
+          <w:color w:val="222222"/>
+          <w:sz w:val="22"/>
+        </w:rPr>
+        <w:t xml:space="preserve"> O arcabouço completo: O × T × B → prescrição. Matriz de Decisão Biomecânica. </w:t>
+      </w:r>
+      <w:r>
+        <w:rPr>
+          <w:rFonts w:ascii="Calibri" w:hAnsi="Calibri"/>
+          <w:b w:val="0"/>
+          <w:i/>
+          <w:color w:val="222222"/>
+          <w:sz w:val="22"/>
+        </w:rPr>
+        <w:t>(Capítulo de amostra.)</w:t>
+      </w:r>
+    </w:p>
+    <w:p>
+      <w:pPr>
+        <w:pStyle w:val="Heading3"/>
+      </w:pPr>
+      <w:r/>
+      <w:r>
+        <w:rPr>
+          <w:rFonts w:ascii="Calibri" w:hAnsi="Calibri"/>
+          <w:b w:val="0"/>
+          <w:i w:val="0"/>
+          <w:color w:val="1B365D"/>
+          <w:sz w:val="24"/>
+        </w:rPr>
+        <w:t>Capítulo 10: Do Arcabouço ao Fluxo de Trabalho Clínico</w:t>
+      </w:r>
+    </w:p>
+    <w:p>
+      <w:r>
+        <w:rPr>
+          <w:rFonts w:ascii="Calibri" w:hAnsi="Calibri"/>
+          <w:b w:val="0"/>
+          <w:i/>
+          <w:color w:val="222222"/>
+          <w:sz w:val="22"/>
+        </w:rPr>
+        <w:t>Sinopse:</w:t>
+      </w:r>
+      <w:r>
+        <w:rPr>
+          <w:rFonts w:ascii="Calibri" w:hAnsi="Calibri"/>
+          <w:b w:val="0"/>
+          <w:i w:val="0"/>
+          <w:color w:val="222222"/>
+          <w:sz w:val="22"/>
+        </w:rPr>
+        <w:t xml:space="preserve"> Tradução do arcabouço em fluxo clínico. Árvores de decisão e checklist de consultório.</w:t>
+      </w:r>
+    </w:p>
+    <w:p>
+      <w:pPr>
+        <w:pStyle w:val="Heading3"/>
+      </w:pPr>
+      <w:r/>
+      <w:r>
+        <w:rPr>
+          <w:rFonts w:ascii="Calibri" w:hAnsi="Calibri"/>
+          <w:b w:val="0"/>
+          <w:i w:val="0"/>
+          <w:color w:val="1B365D"/>
+          <w:sz w:val="24"/>
+        </w:rPr>
+        <w:t>Capítulo 11: Casos Ilustrativos</w:t>
+      </w:r>
+    </w:p>
+    <w:p>
+      <w:r>
+        <w:rPr>
+          <w:rFonts w:ascii="Calibri" w:hAnsi="Calibri"/>
+          <w:b w:val="0"/>
+          <w:i/>
+          <w:color w:val="222222"/>
+          <w:sz w:val="22"/>
+        </w:rPr>
+        <w:t>Sinopse:</w:t>
+      </w:r>
+      <w:r>
+        <w:rPr>
+          <w:rFonts w:ascii="Calibri" w:hAnsi="Calibri"/>
+          <w:b w:val="0"/>
+          <w:i w:val="0"/>
+          <w:color w:val="222222"/>
+          <w:sz w:val="22"/>
+        </w:rPr>
+        <w:t xml:space="preserve"> Três estudos de caso detalhados (cone central, periférico, avançado).</w:t>
+      </w:r>
+    </w:p>
+    <w:p>
+      <w:pPr>
+        <w:spacing w:before="240" w:after="240"/>
+        <w:jc w:val="center"/>
+      </w:pPr>
+      <w:r>
+        <w:rPr>
+          <w:rFonts w:ascii="Calibri" w:hAnsi="Calibri"/>
+          <w:color w:val="1B365D"/>
+          <w:sz w:val="24"/>
+        </w:rPr>
+        <w:t>❖   ❖   ❖</w:t>
+      </w:r>
+    </w:p>
+    <w:p>
+      <w:pPr>
+        <w:pStyle w:val="Heading3"/>
+      </w:pPr>
+      <w:r/>
+      <w:r>
+        <w:rPr>
+          <w:rFonts w:ascii="Calibri" w:hAnsi="Calibri"/>
+          <w:b w:val="0"/>
+          <w:i w:val="0"/>
+          <w:color w:val="1B365D"/>
+          <w:sz w:val="24"/>
+        </w:rPr>
+        <w:t>Parte IV — Validação e Evidência (Capítulo 12)</w:t>
+      </w:r>
+    </w:p>
+    <w:p>
+      <w:pPr>
+        <w:pStyle w:val="Heading3"/>
+      </w:pPr>
+      <w:r/>
+      <w:r>
+        <w:rPr>
+          <w:rFonts w:ascii="Calibri" w:hAnsi="Calibri"/>
+          <w:b w:val="0"/>
+          <w:i w:val="0"/>
+          <w:color w:val="1B365D"/>
+          <w:sz w:val="24"/>
+        </w:rPr>
+        <w:t>Capítulo 12: Validação Computacional — Extração por FEM de V</w:t>
       </w:r>
       <w:r>
         <w:rPr>
@@ -1935,7 +2041,7 @@
           <w:color w:val="222222"/>
           <w:sz w:val="22"/>
         </w:rPr>
-        <w:t>Sinopse (80 palavras):</w:t>
+        <w:t>Sinopse:</w:t>
       </w:r>
       <w:r>
         <w:rPr>
@@ -1945,7 +2051,7 @@
           <w:color w:val="222222"/>
           <w:sz w:val="22"/>
         </w:rPr>
-        <w:t xml:space="preserve"> Pipeline completo: FEBio 4.12 + modelo HGO → extração vetorial ao longo de 34 simulações. Varredura de arco (8 configs), modelos específicos de pacientes (8 pacientes, execução dupla), varredura concêntrica (4 configs) e simulações assimétricas de espessura progressiva (6 configs). Achados principais: (1) monotonicidade de VT, (2) insensibilidade de VR ao arco, (3) validação do torque corretivo ativo ($V\tau = 9.31\text{--}18.34\ \mu\text{N}\cdot\text{m}$), (4) o paradoxo do ICRS (Δuz &lt; 0). Cadeia completa de rastreabilidade desde parâmetros clínicos até figuras finais. </w:t>
+        <w:t xml:space="preserve"> Pipeline completo: FEBio 4.12 + HGO → 34 simulações. </w:t>
       </w:r>
       <w:r>
         <w:rPr>
@@ -1955,121 +2061,7 @@
           <w:color w:val="222222"/>
           <w:sz w:val="22"/>
         </w:rPr>
-        <w:t>(Capítulo de amostra fornecido com esta proposta.)</w:t>
-      </w:r>
-    </w:p>
-    <w:p>
-      <w:pPr>
-        <w:pStyle w:val="Heading3"/>
-      </w:pPr>
-      <w:r/>
-      <w:r>
-        <w:rPr>
-          <w:rFonts w:ascii="Calibri" w:hAnsi="Calibri"/>
-          <w:b w:val="0"/>
-          <w:i w:val="0"/>
-          <w:color w:val="1B365D"/>
-          <w:sz w:val="24"/>
-        </w:rPr>
-        <w:t>Capítulo 11: Do Arcabouço ao Fluxo de Trabalho Clínico</w:t>
-      </w:r>
-    </w:p>
-    <w:p>
-      <w:r>
-        <w:rPr>
-          <w:rFonts w:ascii="Calibri" w:hAnsi="Calibri"/>
-          <w:b w:val="0"/>
-          <w:i/>
-          <w:color w:val="222222"/>
-          <w:sz w:val="22"/>
-        </w:rPr>
-        <w:t>Sinopse (80 palavras):</w:t>
-      </w:r>
-      <w:r>
-        <w:rPr>
-          <w:rFonts w:ascii="Calibri" w:hAnsi="Calibri"/>
-          <w:b w:val="0"/>
-          <w:i w:val="0"/>
-          <w:color w:val="222222"/>
-          <w:sz w:val="22"/>
-        </w:rPr>
-        <w:t xml:space="preserve"> Tradução passo a passo do arcabouço teórico para um fluxo de trabalho clínico acionável. Desconstrói como um cirurgião identifica a necessidade vetorial dominante e escolhe a configuração de anel correspondente. Entrelaça um fluxograma diagnóstico e algoritmos detalhados passo a passo. Inclui árvores completas de decisão clínica.</w:t>
-      </w:r>
-    </w:p>
-    <w:p>
-      <w:pPr>
-        <w:pStyle w:val="Heading3"/>
-      </w:pPr>
-      <w:r/>
-      <w:r>
-        <w:rPr>
-          <w:rFonts w:ascii="Calibri" w:hAnsi="Calibri"/>
-          <w:b w:val="0"/>
-          <w:i w:val="0"/>
-          <w:color w:val="1B365D"/>
-          <w:sz w:val="24"/>
-        </w:rPr>
-        <w:t>Capítulo 12: Casos Ilustrativos: Planejamento de ICRS Guiado pela AVBC</w:t>
-      </w:r>
-    </w:p>
-    <w:p>
-      <w:r>
-        <w:rPr>
-          <w:rFonts w:ascii="Calibri" w:hAnsi="Calibri"/>
-          <w:b w:val="0"/>
-          <w:i/>
-          <w:color w:val="222222"/>
-          <w:sz w:val="22"/>
-        </w:rPr>
-        <w:t>Sinopse (80 palavras):</w:t>
-      </w:r>
-      <w:r>
-        <w:rPr>
-          <w:rFonts w:ascii="Calibri" w:hAnsi="Calibri"/>
-          <w:b w:val="0"/>
-          <w:i w:val="0"/>
-          <w:color w:val="222222"/>
-          <w:sz w:val="22"/>
-        </w:rPr>
-        <w:t xml:space="preserve"> Apresenta três estudos de caso altamente detalhados e ilustrativos representando diferentes desafios biomecânicos (cone central simétrico, cone periférico assimétrico, ectasia avançada). Para cada caso, detalha dados tomográficos, aberrações ópticas, seleção vetorial, anel planejado e desfechos pós-operatórios, demonstrando o torque clinicamente validado de $V\tau = 9.31\ \mu\text{N}\cdot\text{m}$.</w:t>
-      </w:r>
-    </w:p>
-    <w:p>
-      <w:pPr>
-        <w:pStyle w:val="Heading3"/>
-      </w:pPr>
-      <w:r/>
-      <w:r>
-        <w:rPr>
-          <w:rFonts w:ascii="Calibri" w:hAnsi="Calibri"/>
-          <w:b w:val="0"/>
-          <w:i w:val="0"/>
-          <w:color w:val="1B365D"/>
-          <w:sz w:val="24"/>
-        </w:rPr>
-        <w:t>Capítulo 13: Limitações, Perguntas em Aberto e Direções Futuras</w:t>
-      </w:r>
-    </w:p>
-    <w:p>
-      <w:r>
-        <w:rPr>
-          <w:rFonts w:ascii="Calibri" w:hAnsi="Calibri"/>
-          <w:b w:val="0"/>
-          <w:i/>
-          <w:color w:val="222222"/>
-          <w:sz w:val="22"/>
-        </w:rPr>
-        <w:t>Sinopse (80 palavras):</w:t>
-      </w:r>
-      <w:r>
-        <w:rPr>
-          <w:rFonts w:ascii="Calibri" w:hAnsi="Calibri"/>
-          <w:b w:val="0"/>
-          <w:i w:val="0"/>
-          <w:color w:val="222222"/>
-          <w:sz w:val="22"/>
-        </w:rPr>
-        <w:t xml:space="preserve"> Avaliação honesta e crítica das limitações do arcabouço, incluindo simplificações geométricas, parâmetros de materiais uniformes e premissas de interface ICRS-estroma. Apresenta um cronograma rigoroso de validação, detalhando um estudo de coorte observacional prospectivo (N=100) e critérios específicos de falseabilidade para testar a eficácia clínica da AVBC.</w:t>
+        <w:t>(Capítulo de amostra.)</w:t>
       </w:r>
     </w:p>
     <w:p>
@@ -2099,7 +2091,7 @@
           <w:color w:val="1B365D"/>
           <w:sz w:val="24"/>
         </w:rPr>
-        <w:t>Parte IV — A Plataforma e Conclusão (Capítulos 14–15)</w:t>
+        <w:t>Parte V — Horizontes (Capítulo 13)</w:t>
       </w:r>
     </w:p>
     <w:p>
@@ -2115,7 +2107,7 @@
           <w:color w:val="1B365D"/>
           <w:sz w:val="24"/>
         </w:rPr>
-        <w:t>Capítulo 14: A Plataforma de Software AVBC: Arquitetura e Implementação</w:t>
+        <w:t>Capítulo 13: Limitações e Direções Futuras</w:t>
       </w:r>
     </w:p>
     <w:p>
@@ -2127,7 +2119,7 @@
           <w:color w:val="222222"/>
           <w:sz w:val="22"/>
         </w:rPr>
-        <w:t>Sinopse (80 palavras):</w:t>
+        <w:t>Sinopse:</w:t>
       </w:r>
       <w:r>
         <w:rPr>
@@ -2137,7 +2129,21 @@
           <w:color w:val="222222"/>
           <w:sz w:val="22"/>
         </w:rPr>
-        <w:t xml:space="preserve"> Esboça a arquitetura de um software dedicado ao suporte à decisão clínica. Detalha a camada de entrada (tomografia, aberrometria, refração manifesta), a camada de processamento (classificadores do Módulo O/T, motor de vetores do Módulo B) e a camada de saída (recomendações de anéis classificadas). Incorpora o banco de dados de 34 simulações como uma tabela de consulta parametrizada e planeja extensões futuras (FEM em GPU em tempo real e calibração por ML).</w:t>
+        <w:t xml:space="preserve"> Avaliação crítica das limitações. Estudo prospectivo planejado (N=100).</w:t>
+      </w:r>
+    </w:p>
+    <w:p>
+      <w:pPr>
+        <w:spacing w:before="240" w:after="240"/>
+        <w:jc w:val="center"/>
+      </w:pPr>
+      <w:r>
+        <w:rPr>
+          <w:rFonts w:ascii="Calibri" w:hAnsi="Calibri"/>
+          <w:color w:val="1B365D"/>
+          <w:sz w:val="24"/>
+        </w:rPr>
+        <w:t>❖   ❖   ❖</w:t>
       </w:r>
     </w:p>
     <w:p>
@@ -2153,7 +2159,23 @@
           <w:color w:val="1B365D"/>
           <w:sz w:val="24"/>
         </w:rPr>
-        <w:t>Capítulo 15: Conclusão: Rumo a uma Linguagem Biomecânica para a Cirurgia Corneana</w:t>
+        <w:t>Parte VI — A Plataforma e Conclusão (Capítulos 14–15)</w:t>
+      </w:r>
+    </w:p>
+    <w:p>
+      <w:pPr>
+        <w:pStyle w:val="Heading3"/>
+      </w:pPr>
+      <w:r/>
+      <w:r>
+        <w:rPr>
+          <w:rFonts w:ascii="Calibri" w:hAnsi="Calibri"/>
+          <w:b w:val="0"/>
+          <w:i w:val="0"/>
+          <w:color w:val="1B365D"/>
+          <w:sz w:val="24"/>
+        </w:rPr>
+        <w:t>Capítulo 14: A Plataforma de Software AVBC</w:t>
       </w:r>
     </w:p>
     <w:p>
@@ -2165,7 +2187,7 @@
           <w:color w:val="222222"/>
           <w:sz w:val="22"/>
         </w:rPr>
-        <w:t>Sinopse (80 palavras):</w:t>
+        <w:t>Sinopse:</w:t>
       </w:r>
       <w:r>
         <w:rPr>
@@ -2175,7 +2197,45 @@
           <w:color w:val="222222"/>
           <w:sz w:val="22"/>
         </w:rPr>
-        <w:t xml:space="preserve"> Sintetiza as principais contribuições do livro: estabelecendo a AVBC como uma linguagem clínica, um arcabouço de decisão estruturado e uma fundação computacionalmente validada. Reconhece o cronograma de validação clínica e esboça a visão futura de modelagem personalizada para o paciente e planejamento automatizado baseado em vetores para corresponder à elegância mecânica do estroma.</w:t>
+        <w:t xml:space="preserve"> Arquitetura do software de suporte à decisão clínica.</w:t>
+      </w:r>
+    </w:p>
+    <w:p>
+      <w:pPr>
+        <w:pStyle w:val="Heading3"/>
+      </w:pPr>
+      <w:r/>
+      <w:r>
+        <w:rPr>
+          <w:rFonts w:ascii="Calibri" w:hAnsi="Calibri"/>
+          <w:b w:val="0"/>
+          <w:i w:val="0"/>
+          <w:color w:val="1B365D"/>
+          <w:sz w:val="24"/>
+        </w:rPr>
+        <w:t>Capítulo 15: Conclusão</w:t>
+      </w:r>
+    </w:p>
+    <w:p>
+      <w:r>
+        <w:rPr>
+          <w:rFonts w:ascii="Calibri" w:hAnsi="Calibri"/>
+          <w:b w:val="0"/>
+          <w:i/>
+          <w:color w:val="222222"/>
+          <w:sz w:val="22"/>
+        </w:rPr>
+        <w:t>Sinopse:</w:t>
+      </w:r>
+      <w:r>
+        <w:rPr>
+          <w:rFonts w:ascii="Calibri" w:hAnsi="Calibri"/>
+          <w:b w:val="0"/>
+          <w:i w:val="0"/>
+          <w:color w:val="222222"/>
+          <w:sz w:val="22"/>
+        </w:rPr>
+        <w:t xml:space="preserve"> Síntese das contribuições e visão futura.</w:t>
       </w:r>
     </w:p>
     <w:p>
